--- a/document/chapter/part_9.docx
+++ b/document/chapter/part_9.docx
@@ -79,7 +79,7 @@
       <w:pPr>
         <w:jc w:val="center"/>
         <w:rPr>
-          <w:rFonts w:ascii="Times New Roman" w:eastAsia="標楷體" w:hAnsi="Times New Roman" w:hint="eastAsia"/>
+          <w:rFonts w:ascii="Times New Roman" w:eastAsia="標楷體" w:hAnsi="Times New Roman"/>
           <w:sz w:val="28"/>
         </w:rPr>
       </w:pPr>
@@ -95,14 +95,7 @@
           <w:rFonts w:ascii="Times New Roman" w:eastAsia="標楷體" w:hAnsi="Times New Roman"/>
           <w:sz w:val="28"/>
         </w:rPr>
-        <w:t xml:space="preserve"> 9-1-1</w:t>
-      </w:r>
-      <w:r>
-        <w:rPr>
-          <w:rFonts w:ascii="Times New Roman" w:eastAsia="標楷體" w:hAnsi="Times New Roman"/>
-          <w:sz w:val="28"/>
-        </w:rPr>
-        <w:t xml:space="preserve"> </w:t>
+        <w:t xml:space="preserve"> 9-1-1 </w:t>
       </w:r>
       <w:r>
         <w:rPr>
@@ -172,7 +165,7 @@
         </w:tc>
         <w:tc>
           <w:tcPr>
-            <w:tcW w:w="5418" w:type="dxa"/>
+            <w:tcW w:w="5088" w:type="dxa"/>
             <w:shd w:val="clear" w:color="auto" w:fill="E7E6E6" w:themeFill="background2"/>
             <w:vAlign w:val="center"/>
           </w:tcPr>
@@ -197,7 +190,7 @@
         </w:tc>
         <w:tc>
           <w:tcPr>
-            <w:tcW w:w="3206" w:type="dxa"/>
+            <w:tcW w:w="3536" w:type="dxa"/>
             <w:shd w:val="clear" w:color="auto" w:fill="E7E6E6" w:themeFill="background2"/>
             <w:vAlign w:val="center"/>
           </w:tcPr>
@@ -256,7 +249,7 @@
         </w:tc>
         <w:tc>
           <w:tcPr>
-            <w:tcW w:w="5418" w:type="dxa"/>
+            <w:tcW w:w="5088" w:type="dxa"/>
             <w:vAlign w:val="center"/>
           </w:tcPr>
           <w:p>
@@ -280,7 +273,7 @@
         </w:tc>
         <w:tc>
           <w:tcPr>
-            <w:tcW w:w="3206" w:type="dxa"/>
+            <w:tcW w:w="3536" w:type="dxa"/>
             <w:vAlign w:val="center"/>
           </w:tcPr>
           <w:p>
@@ -324,7 +317,7 @@
         </w:tc>
         <w:tc>
           <w:tcPr>
-            <w:tcW w:w="5418" w:type="dxa"/>
+            <w:tcW w:w="5088" w:type="dxa"/>
             <w:vAlign w:val="center"/>
           </w:tcPr>
           <w:p>
@@ -348,7 +341,7 @@
         </w:tc>
         <w:tc>
           <w:tcPr>
-            <w:tcW w:w="3206" w:type="dxa"/>
+            <w:tcW w:w="3536" w:type="dxa"/>
             <w:vAlign w:val="center"/>
           </w:tcPr>
           <w:p>
@@ -392,7 +385,7 @@
         </w:tc>
         <w:tc>
           <w:tcPr>
-            <w:tcW w:w="5418" w:type="dxa"/>
+            <w:tcW w:w="5088" w:type="dxa"/>
             <w:vAlign w:val="center"/>
           </w:tcPr>
           <w:p>
@@ -416,7 +409,7 @@
         </w:tc>
         <w:tc>
           <w:tcPr>
-            <w:tcW w:w="3206" w:type="dxa"/>
+            <w:tcW w:w="3536" w:type="dxa"/>
             <w:vAlign w:val="center"/>
           </w:tcPr>
           <w:p>
@@ -460,7 +453,7 @@
         </w:tc>
         <w:tc>
           <w:tcPr>
-            <w:tcW w:w="5418" w:type="dxa"/>
+            <w:tcW w:w="5088" w:type="dxa"/>
             <w:vAlign w:val="center"/>
           </w:tcPr>
           <w:p>
@@ -484,7 +477,7 @@
         </w:tc>
         <w:tc>
           <w:tcPr>
-            <w:tcW w:w="3206" w:type="dxa"/>
+            <w:tcW w:w="3536" w:type="dxa"/>
             <w:vAlign w:val="center"/>
           </w:tcPr>
           <w:p>
@@ -542,7 +535,7 @@
         </w:tc>
         <w:tc>
           <w:tcPr>
-            <w:tcW w:w="5418" w:type="dxa"/>
+            <w:tcW w:w="5088" w:type="dxa"/>
             <w:vAlign w:val="center"/>
           </w:tcPr>
           <w:p>
@@ -566,7 +559,7 @@
         </w:tc>
         <w:tc>
           <w:tcPr>
-            <w:tcW w:w="3206" w:type="dxa"/>
+            <w:tcW w:w="3536" w:type="dxa"/>
             <w:vAlign w:val="center"/>
           </w:tcPr>
           <w:p>
@@ -624,7 +617,7 @@
         </w:tc>
         <w:tc>
           <w:tcPr>
-            <w:tcW w:w="5418" w:type="dxa"/>
+            <w:tcW w:w="5088" w:type="dxa"/>
             <w:vAlign w:val="center"/>
           </w:tcPr>
           <w:p>
@@ -648,7 +641,7 @@
         </w:tc>
         <w:tc>
           <w:tcPr>
-            <w:tcW w:w="3206" w:type="dxa"/>
+            <w:tcW w:w="3536" w:type="dxa"/>
             <w:vAlign w:val="center"/>
           </w:tcPr>
           <w:p>
@@ -706,7 +699,7 @@
         </w:tc>
         <w:tc>
           <w:tcPr>
-            <w:tcW w:w="5418" w:type="dxa"/>
+            <w:tcW w:w="5088" w:type="dxa"/>
             <w:vAlign w:val="center"/>
           </w:tcPr>
           <w:p>
@@ -730,7 +723,7 @@
         </w:tc>
         <w:tc>
           <w:tcPr>
-            <w:tcW w:w="3206" w:type="dxa"/>
+            <w:tcW w:w="3536" w:type="dxa"/>
             <w:vAlign w:val="center"/>
           </w:tcPr>
           <w:p>
@@ -802,7 +795,7 @@
         </w:tc>
         <w:tc>
           <w:tcPr>
-            <w:tcW w:w="5418" w:type="dxa"/>
+            <w:tcW w:w="5088" w:type="dxa"/>
             <w:vAlign w:val="center"/>
           </w:tcPr>
           <w:p>
@@ -824,7 +817,7 @@
         </w:tc>
         <w:tc>
           <w:tcPr>
-            <w:tcW w:w="3206" w:type="dxa"/>
+            <w:tcW w:w="3536" w:type="dxa"/>
             <w:vAlign w:val="center"/>
           </w:tcPr>
           <w:p>
@@ -868,7 +861,7 @@
         </w:tc>
         <w:tc>
           <w:tcPr>
-            <w:tcW w:w="5418" w:type="dxa"/>
+            <w:tcW w:w="5088" w:type="dxa"/>
             <w:vAlign w:val="center"/>
           </w:tcPr>
           <w:p>
@@ -890,7 +883,7 @@
         </w:tc>
         <w:tc>
           <w:tcPr>
-            <w:tcW w:w="3206" w:type="dxa"/>
+            <w:tcW w:w="3536" w:type="dxa"/>
             <w:vAlign w:val="center"/>
           </w:tcPr>
           <w:p>
@@ -948,7 +941,7 @@
         </w:tc>
         <w:tc>
           <w:tcPr>
-            <w:tcW w:w="5418" w:type="dxa"/>
+            <w:tcW w:w="5088" w:type="dxa"/>
             <w:vAlign w:val="center"/>
           </w:tcPr>
           <w:p>
@@ -970,7 +963,7 @@
         </w:tc>
         <w:tc>
           <w:tcPr>
-            <w:tcW w:w="3206" w:type="dxa"/>
+            <w:tcW w:w="3536" w:type="dxa"/>
             <w:vAlign w:val="center"/>
           </w:tcPr>
           <w:p>
@@ -1028,7 +1021,7 @@
         </w:tc>
         <w:tc>
           <w:tcPr>
-            <w:tcW w:w="5418" w:type="dxa"/>
+            <w:tcW w:w="5088" w:type="dxa"/>
             <w:vAlign w:val="center"/>
           </w:tcPr>
           <w:p>
@@ -1050,7 +1043,7 @@
         </w:tc>
         <w:tc>
           <w:tcPr>
-            <w:tcW w:w="3206" w:type="dxa"/>
+            <w:tcW w:w="3536" w:type="dxa"/>
             <w:vAlign w:val="center"/>
           </w:tcPr>
           <w:p>
@@ -1101,7 +1094,7 @@
         </w:tc>
         <w:tc>
           <w:tcPr>
-            <w:tcW w:w="5418" w:type="dxa"/>
+            <w:tcW w:w="5088" w:type="dxa"/>
             <w:vAlign w:val="center"/>
           </w:tcPr>
           <w:p>
@@ -1123,7 +1116,7 @@
         </w:tc>
         <w:tc>
           <w:tcPr>
-            <w:tcW w:w="3206" w:type="dxa"/>
+            <w:tcW w:w="3536" w:type="dxa"/>
             <w:vAlign w:val="center"/>
           </w:tcPr>
           <w:p>
@@ -1181,7 +1174,7 @@
         </w:tc>
         <w:tc>
           <w:tcPr>
-            <w:tcW w:w="5418" w:type="dxa"/>
+            <w:tcW w:w="5088" w:type="dxa"/>
             <w:vAlign w:val="center"/>
           </w:tcPr>
           <w:p>
@@ -1203,7 +1196,7 @@
         </w:tc>
         <w:tc>
           <w:tcPr>
-            <w:tcW w:w="3206" w:type="dxa"/>
+            <w:tcW w:w="3536" w:type="dxa"/>
             <w:vAlign w:val="center"/>
           </w:tcPr>
           <w:p>
@@ -1247,7 +1240,7 @@
         </w:tc>
         <w:tc>
           <w:tcPr>
-            <w:tcW w:w="5418" w:type="dxa"/>
+            <w:tcW w:w="5088" w:type="dxa"/>
             <w:vAlign w:val="center"/>
           </w:tcPr>
           <w:p>
@@ -1269,7 +1262,7 @@
         </w:tc>
         <w:tc>
           <w:tcPr>
-            <w:tcW w:w="3206" w:type="dxa"/>
+            <w:tcW w:w="3536" w:type="dxa"/>
             <w:vAlign w:val="center"/>
           </w:tcPr>
           <w:p>
@@ -1327,7 +1320,7 @@
         </w:tc>
         <w:tc>
           <w:tcPr>
-            <w:tcW w:w="5418" w:type="dxa"/>
+            <w:tcW w:w="5088" w:type="dxa"/>
             <w:vAlign w:val="center"/>
           </w:tcPr>
           <w:p>
@@ -1349,7 +1342,7 @@
         </w:tc>
         <w:tc>
           <w:tcPr>
-            <w:tcW w:w="3206" w:type="dxa"/>
+            <w:tcW w:w="3536" w:type="dxa"/>
             <w:vAlign w:val="center"/>
           </w:tcPr>
           <w:p>
@@ -1407,7 +1400,7 @@
         </w:tc>
         <w:tc>
           <w:tcPr>
-            <w:tcW w:w="5418" w:type="dxa"/>
+            <w:tcW w:w="5088" w:type="dxa"/>
             <w:vAlign w:val="center"/>
           </w:tcPr>
           <w:p>
@@ -1429,7 +1422,7 @@
         </w:tc>
         <w:tc>
           <w:tcPr>
-            <w:tcW w:w="3206" w:type="dxa"/>
+            <w:tcW w:w="3536" w:type="dxa"/>
             <w:vAlign w:val="center"/>
           </w:tcPr>
           <w:p>
@@ -1487,7 +1480,7 @@
         </w:tc>
         <w:tc>
           <w:tcPr>
-            <w:tcW w:w="5418" w:type="dxa"/>
+            <w:tcW w:w="5088" w:type="dxa"/>
             <w:vAlign w:val="center"/>
           </w:tcPr>
           <w:p>
@@ -1509,7 +1502,7 @@
         </w:tc>
         <w:tc>
           <w:tcPr>
-            <w:tcW w:w="3206" w:type="dxa"/>
+            <w:tcW w:w="3536" w:type="dxa"/>
             <w:vAlign w:val="center"/>
           </w:tcPr>
           <w:p>
@@ -1567,7 +1560,7 @@
         </w:tc>
         <w:tc>
           <w:tcPr>
-            <w:tcW w:w="5418" w:type="dxa"/>
+            <w:tcW w:w="5088" w:type="dxa"/>
             <w:vAlign w:val="center"/>
           </w:tcPr>
           <w:p>
@@ -1589,7 +1582,7 @@
         </w:tc>
         <w:tc>
           <w:tcPr>
-            <w:tcW w:w="3206" w:type="dxa"/>
+            <w:tcW w:w="3536" w:type="dxa"/>
             <w:vAlign w:val="center"/>
           </w:tcPr>
           <w:p>
@@ -1661,7 +1654,7 @@
         </w:tc>
         <w:tc>
           <w:tcPr>
-            <w:tcW w:w="5418" w:type="dxa"/>
+            <w:tcW w:w="5088" w:type="dxa"/>
             <w:vAlign w:val="center"/>
           </w:tcPr>
           <w:p>
@@ -1683,7 +1676,7 @@
         </w:tc>
         <w:tc>
           <w:tcPr>
-            <w:tcW w:w="3206" w:type="dxa"/>
+            <w:tcW w:w="3536" w:type="dxa"/>
             <w:vAlign w:val="center"/>
           </w:tcPr>
           <w:p>
@@ -1727,7 +1720,7 @@
         </w:tc>
         <w:tc>
           <w:tcPr>
-            <w:tcW w:w="5418" w:type="dxa"/>
+            <w:tcW w:w="5088" w:type="dxa"/>
             <w:vAlign w:val="center"/>
           </w:tcPr>
           <w:p>
@@ -1749,7 +1742,7 @@
         </w:tc>
         <w:tc>
           <w:tcPr>
-            <w:tcW w:w="3206" w:type="dxa"/>
+            <w:tcW w:w="3536" w:type="dxa"/>
             <w:vAlign w:val="center"/>
           </w:tcPr>
           <w:p>
@@ -1793,7 +1786,7 @@
         </w:tc>
         <w:tc>
           <w:tcPr>
-            <w:tcW w:w="5418" w:type="dxa"/>
+            <w:tcW w:w="5088" w:type="dxa"/>
             <w:vAlign w:val="center"/>
           </w:tcPr>
           <w:p>
@@ -1815,7 +1808,7 @@
         </w:tc>
         <w:tc>
           <w:tcPr>
-            <w:tcW w:w="3206" w:type="dxa"/>
+            <w:tcW w:w="3536" w:type="dxa"/>
             <w:vAlign w:val="center"/>
           </w:tcPr>
           <w:p>
@@ -1859,7 +1852,7 @@
         </w:tc>
         <w:tc>
           <w:tcPr>
-            <w:tcW w:w="5418" w:type="dxa"/>
+            <w:tcW w:w="5088" w:type="dxa"/>
             <w:vAlign w:val="center"/>
           </w:tcPr>
           <w:p>
@@ -1881,7 +1874,7 @@
         </w:tc>
         <w:tc>
           <w:tcPr>
-            <w:tcW w:w="3206" w:type="dxa"/>
+            <w:tcW w:w="3536" w:type="dxa"/>
             <w:vAlign w:val="center"/>
           </w:tcPr>
           <w:p>
@@ -1925,7 +1918,7 @@
         </w:tc>
         <w:tc>
           <w:tcPr>
-            <w:tcW w:w="5418" w:type="dxa"/>
+            <w:tcW w:w="5088" w:type="dxa"/>
             <w:vAlign w:val="center"/>
           </w:tcPr>
           <w:p>
@@ -1947,7 +1940,7 @@
         </w:tc>
         <w:tc>
           <w:tcPr>
-            <w:tcW w:w="3206" w:type="dxa"/>
+            <w:tcW w:w="3536" w:type="dxa"/>
             <w:vAlign w:val="center"/>
           </w:tcPr>
           <w:p>
@@ -1991,7 +1984,7 @@
         </w:tc>
         <w:tc>
           <w:tcPr>
-            <w:tcW w:w="5418" w:type="dxa"/>
+            <w:tcW w:w="5088" w:type="dxa"/>
             <w:vAlign w:val="center"/>
           </w:tcPr>
           <w:p>
@@ -2013,7 +2006,7 @@
         </w:tc>
         <w:tc>
           <w:tcPr>
-            <w:tcW w:w="3206" w:type="dxa"/>
+            <w:tcW w:w="3536" w:type="dxa"/>
             <w:vAlign w:val="center"/>
           </w:tcPr>
           <w:p>
@@ -2057,7 +2050,7 @@
         </w:tc>
         <w:tc>
           <w:tcPr>
-            <w:tcW w:w="5418" w:type="dxa"/>
+            <w:tcW w:w="5088" w:type="dxa"/>
             <w:vAlign w:val="center"/>
           </w:tcPr>
           <w:p>
@@ -2079,7 +2072,7 @@
         </w:tc>
         <w:tc>
           <w:tcPr>
-            <w:tcW w:w="3206" w:type="dxa"/>
+            <w:tcW w:w="3536" w:type="dxa"/>
             <w:vAlign w:val="center"/>
           </w:tcPr>
           <w:p>
@@ -2123,7 +2116,7 @@
         </w:tc>
         <w:tc>
           <w:tcPr>
-            <w:tcW w:w="5418" w:type="dxa"/>
+            <w:tcW w:w="5088" w:type="dxa"/>
             <w:vAlign w:val="center"/>
           </w:tcPr>
           <w:p>
@@ -2145,7 +2138,7 @@
         </w:tc>
         <w:tc>
           <w:tcPr>
-            <w:tcW w:w="3206" w:type="dxa"/>
+            <w:tcW w:w="3536" w:type="dxa"/>
             <w:vAlign w:val="center"/>
           </w:tcPr>
           <w:p>
@@ -2189,7 +2182,7 @@
         </w:tc>
         <w:tc>
           <w:tcPr>
-            <w:tcW w:w="5418" w:type="dxa"/>
+            <w:tcW w:w="5088" w:type="dxa"/>
             <w:vAlign w:val="center"/>
           </w:tcPr>
           <w:p>
@@ -2211,7 +2204,7 @@
         </w:tc>
         <w:tc>
           <w:tcPr>
-            <w:tcW w:w="3206" w:type="dxa"/>
+            <w:tcW w:w="3536" w:type="dxa"/>
             <w:vAlign w:val="center"/>
           </w:tcPr>
           <w:p>
@@ -2269,7 +2262,7 @@
         </w:tc>
         <w:tc>
           <w:tcPr>
-            <w:tcW w:w="5418" w:type="dxa"/>
+            <w:tcW w:w="5088" w:type="dxa"/>
             <w:vAlign w:val="center"/>
           </w:tcPr>
           <w:p>
@@ -2291,7 +2284,7 @@
         </w:tc>
         <w:tc>
           <w:tcPr>
-            <w:tcW w:w="3206" w:type="dxa"/>
+            <w:tcW w:w="3536" w:type="dxa"/>
             <w:vAlign w:val="center"/>
           </w:tcPr>
           <w:p>
@@ -2335,7 +2328,7 @@
         </w:tc>
         <w:tc>
           <w:tcPr>
-            <w:tcW w:w="5418" w:type="dxa"/>
+            <w:tcW w:w="5088" w:type="dxa"/>
             <w:vAlign w:val="center"/>
           </w:tcPr>
           <w:p>
@@ -2357,7 +2350,7 @@
         </w:tc>
         <w:tc>
           <w:tcPr>
-            <w:tcW w:w="3206" w:type="dxa"/>
+            <w:tcW w:w="3536" w:type="dxa"/>
             <w:vAlign w:val="center"/>
           </w:tcPr>
           <w:p>
@@ -2401,7 +2394,7 @@
         </w:tc>
         <w:tc>
           <w:tcPr>
-            <w:tcW w:w="5418" w:type="dxa"/>
+            <w:tcW w:w="5088" w:type="dxa"/>
             <w:vAlign w:val="center"/>
           </w:tcPr>
           <w:p>
@@ -2423,7 +2416,7 @@
         </w:tc>
         <w:tc>
           <w:tcPr>
-            <w:tcW w:w="3206" w:type="dxa"/>
+            <w:tcW w:w="3536" w:type="dxa"/>
             <w:vAlign w:val="center"/>
           </w:tcPr>
           <w:p>
@@ -2467,7 +2460,7 @@
         </w:tc>
         <w:tc>
           <w:tcPr>
-            <w:tcW w:w="5418" w:type="dxa"/>
+            <w:tcW w:w="5088" w:type="dxa"/>
             <w:vAlign w:val="center"/>
           </w:tcPr>
           <w:p>
@@ -2489,7 +2482,7 @@
         </w:tc>
         <w:tc>
           <w:tcPr>
-            <w:tcW w:w="3206" w:type="dxa"/>
+            <w:tcW w:w="3536" w:type="dxa"/>
             <w:vAlign w:val="center"/>
           </w:tcPr>
           <w:p>
@@ -2533,7 +2526,7 @@
         </w:tc>
         <w:tc>
           <w:tcPr>
-            <w:tcW w:w="5418" w:type="dxa"/>
+            <w:tcW w:w="5088" w:type="dxa"/>
             <w:vAlign w:val="center"/>
           </w:tcPr>
           <w:p>
@@ -2555,7 +2548,7 @@
         </w:tc>
         <w:tc>
           <w:tcPr>
-            <w:tcW w:w="3206" w:type="dxa"/>
+            <w:tcW w:w="3536" w:type="dxa"/>
             <w:vAlign w:val="center"/>
           </w:tcPr>
           <w:p>
@@ -2599,7 +2592,7 @@
         </w:tc>
         <w:tc>
           <w:tcPr>
-            <w:tcW w:w="5418" w:type="dxa"/>
+            <w:tcW w:w="5088" w:type="dxa"/>
             <w:vAlign w:val="center"/>
           </w:tcPr>
           <w:p>
@@ -2621,7 +2614,7 @@
         </w:tc>
         <w:tc>
           <w:tcPr>
-            <w:tcW w:w="3206" w:type="dxa"/>
+            <w:tcW w:w="3536" w:type="dxa"/>
             <w:vAlign w:val="center"/>
           </w:tcPr>
           <w:p>
@@ -2665,7 +2658,7 @@
         </w:tc>
         <w:tc>
           <w:tcPr>
-            <w:tcW w:w="5418" w:type="dxa"/>
+            <w:tcW w:w="5088" w:type="dxa"/>
             <w:vAlign w:val="center"/>
           </w:tcPr>
           <w:p>
@@ -2687,7 +2680,7 @@
         </w:tc>
         <w:tc>
           <w:tcPr>
-            <w:tcW w:w="3206" w:type="dxa"/>
+            <w:tcW w:w="3536" w:type="dxa"/>
             <w:vAlign w:val="center"/>
           </w:tcPr>
           <w:p>
@@ -2739,7 +2732,7 @@
         </w:tc>
         <w:tc>
           <w:tcPr>
-            <w:tcW w:w="5418" w:type="dxa"/>
+            <w:tcW w:w="5088" w:type="dxa"/>
             <w:vAlign w:val="center"/>
           </w:tcPr>
           <w:p>
@@ -2761,7 +2754,7 @@
         </w:tc>
         <w:tc>
           <w:tcPr>
-            <w:tcW w:w="3206" w:type="dxa"/>
+            <w:tcW w:w="3536" w:type="dxa"/>
             <w:vAlign w:val="center"/>
           </w:tcPr>
           <w:p>
@@ -2805,7 +2798,7 @@
         </w:tc>
         <w:tc>
           <w:tcPr>
-            <w:tcW w:w="5418" w:type="dxa"/>
+            <w:tcW w:w="5088" w:type="dxa"/>
             <w:vAlign w:val="center"/>
           </w:tcPr>
           <w:p>
@@ -2827,7 +2820,7 @@
         </w:tc>
         <w:tc>
           <w:tcPr>
-            <w:tcW w:w="3206" w:type="dxa"/>
+            <w:tcW w:w="3536" w:type="dxa"/>
             <w:vAlign w:val="center"/>
           </w:tcPr>
           <w:p>
@@ -2871,7 +2864,7 @@
         </w:tc>
         <w:tc>
           <w:tcPr>
-            <w:tcW w:w="5418" w:type="dxa"/>
+            <w:tcW w:w="5088" w:type="dxa"/>
             <w:vAlign w:val="center"/>
           </w:tcPr>
           <w:p>
@@ -2900,7 +2893,7 @@
         </w:tc>
         <w:tc>
           <w:tcPr>
-            <w:tcW w:w="3206" w:type="dxa"/>
+            <w:tcW w:w="3536" w:type="dxa"/>
             <w:vAlign w:val="center"/>
           </w:tcPr>
           <w:p>
@@ -2944,7 +2937,7 @@
         </w:tc>
         <w:tc>
           <w:tcPr>
-            <w:tcW w:w="5418" w:type="dxa"/>
+            <w:tcW w:w="5088" w:type="dxa"/>
             <w:vAlign w:val="center"/>
           </w:tcPr>
           <w:p>
@@ -2980,7 +2973,7 @@
         </w:tc>
         <w:tc>
           <w:tcPr>
-            <w:tcW w:w="3206" w:type="dxa"/>
+            <w:tcW w:w="3536" w:type="dxa"/>
             <w:vAlign w:val="center"/>
           </w:tcPr>
           <w:p>
@@ -3024,7 +3017,7 @@
         </w:tc>
         <w:tc>
           <w:tcPr>
-            <w:tcW w:w="5418" w:type="dxa"/>
+            <w:tcW w:w="5088" w:type="dxa"/>
             <w:vAlign w:val="center"/>
           </w:tcPr>
           <w:p>
@@ -3060,7 +3053,7 @@
         </w:tc>
         <w:tc>
           <w:tcPr>
-            <w:tcW w:w="3206" w:type="dxa"/>
+            <w:tcW w:w="3536" w:type="dxa"/>
             <w:vAlign w:val="center"/>
           </w:tcPr>
           <w:p>
@@ -3104,7 +3097,7 @@
         </w:tc>
         <w:tc>
           <w:tcPr>
-            <w:tcW w:w="5418" w:type="dxa"/>
+            <w:tcW w:w="5088" w:type="dxa"/>
             <w:vAlign w:val="center"/>
           </w:tcPr>
           <w:p>
@@ -3140,7 +3133,7 @@
         </w:tc>
         <w:tc>
           <w:tcPr>
-            <w:tcW w:w="3206" w:type="dxa"/>
+            <w:tcW w:w="3536" w:type="dxa"/>
             <w:vAlign w:val="center"/>
           </w:tcPr>
           <w:p>
@@ -3184,7 +3177,7 @@
         </w:tc>
         <w:tc>
           <w:tcPr>
-            <w:tcW w:w="5418" w:type="dxa"/>
+            <w:tcW w:w="5088" w:type="dxa"/>
             <w:vAlign w:val="center"/>
           </w:tcPr>
           <w:p>
@@ -3220,7 +3213,7 @@
         </w:tc>
         <w:tc>
           <w:tcPr>
-            <w:tcW w:w="3206" w:type="dxa"/>
+            <w:tcW w:w="3536" w:type="dxa"/>
             <w:vAlign w:val="center"/>
           </w:tcPr>
           <w:p>
@@ -3264,7 +3257,7 @@
         </w:tc>
         <w:tc>
           <w:tcPr>
-            <w:tcW w:w="5418" w:type="dxa"/>
+            <w:tcW w:w="5088" w:type="dxa"/>
             <w:vAlign w:val="center"/>
           </w:tcPr>
           <w:p>
@@ -3300,7 +3293,7 @@
         </w:tc>
         <w:tc>
           <w:tcPr>
-            <w:tcW w:w="3206" w:type="dxa"/>
+            <w:tcW w:w="3536" w:type="dxa"/>
             <w:vAlign w:val="center"/>
           </w:tcPr>
           <w:p>
@@ -3344,7 +3337,7 @@
         </w:tc>
         <w:tc>
           <w:tcPr>
-            <w:tcW w:w="5418" w:type="dxa"/>
+            <w:tcW w:w="5088" w:type="dxa"/>
             <w:vAlign w:val="center"/>
           </w:tcPr>
           <w:p>
@@ -3380,7 +3373,7 @@
         </w:tc>
         <w:tc>
           <w:tcPr>
-            <w:tcW w:w="3206" w:type="dxa"/>
+            <w:tcW w:w="3536" w:type="dxa"/>
             <w:vAlign w:val="center"/>
           </w:tcPr>
           <w:p>
@@ -3424,7 +3417,7 @@
         </w:tc>
         <w:tc>
           <w:tcPr>
-            <w:tcW w:w="5418" w:type="dxa"/>
+            <w:tcW w:w="5088" w:type="dxa"/>
             <w:vAlign w:val="center"/>
           </w:tcPr>
           <w:p>
@@ -3460,7 +3453,7 @@
         </w:tc>
         <w:tc>
           <w:tcPr>
-            <w:tcW w:w="3206" w:type="dxa"/>
+            <w:tcW w:w="3536" w:type="dxa"/>
             <w:vAlign w:val="center"/>
           </w:tcPr>
           <w:p>
@@ -3504,7 +3497,7 @@
         </w:tc>
         <w:tc>
           <w:tcPr>
-            <w:tcW w:w="5418" w:type="dxa"/>
+            <w:tcW w:w="5088" w:type="dxa"/>
             <w:vAlign w:val="center"/>
           </w:tcPr>
           <w:p>
@@ -3554,7 +3547,7 @@
         </w:tc>
         <w:tc>
           <w:tcPr>
-            <w:tcW w:w="3206" w:type="dxa"/>
+            <w:tcW w:w="3536" w:type="dxa"/>
             <w:vAlign w:val="center"/>
           </w:tcPr>
           <w:p>
@@ -3605,7 +3598,7 @@
         </w:tc>
         <w:tc>
           <w:tcPr>
-            <w:tcW w:w="5418" w:type="dxa"/>
+            <w:tcW w:w="5088" w:type="dxa"/>
             <w:vAlign w:val="center"/>
           </w:tcPr>
           <w:p>
@@ -3641,7 +3634,7 @@
         </w:tc>
         <w:tc>
           <w:tcPr>
-            <w:tcW w:w="3206" w:type="dxa"/>
+            <w:tcW w:w="3536" w:type="dxa"/>
             <w:vAlign w:val="center"/>
           </w:tcPr>
           <w:p>
@@ -3699,7 +3692,7 @@
         </w:tc>
         <w:tc>
           <w:tcPr>
-            <w:tcW w:w="5418" w:type="dxa"/>
+            <w:tcW w:w="5088" w:type="dxa"/>
             <w:vAlign w:val="center"/>
           </w:tcPr>
           <w:p>
@@ -3735,7 +3728,7 @@
         </w:tc>
         <w:tc>
           <w:tcPr>
-            <w:tcW w:w="3206" w:type="dxa"/>
+            <w:tcW w:w="3536" w:type="dxa"/>
             <w:vAlign w:val="center"/>
           </w:tcPr>
           <w:p>
@@ -3779,7 +3772,7 @@
         </w:tc>
         <w:tc>
           <w:tcPr>
-            <w:tcW w:w="5418" w:type="dxa"/>
+            <w:tcW w:w="5088" w:type="dxa"/>
             <w:vAlign w:val="center"/>
           </w:tcPr>
           <w:p>
@@ -3815,7 +3808,7 @@
         </w:tc>
         <w:tc>
           <w:tcPr>
-            <w:tcW w:w="3206" w:type="dxa"/>
+            <w:tcW w:w="3536" w:type="dxa"/>
             <w:vAlign w:val="center"/>
           </w:tcPr>
           <w:p>
@@ -3859,7 +3852,7 @@
         </w:tc>
         <w:tc>
           <w:tcPr>
-            <w:tcW w:w="5418" w:type="dxa"/>
+            <w:tcW w:w="5088" w:type="dxa"/>
             <w:vAlign w:val="center"/>
           </w:tcPr>
           <w:p>
@@ -3895,7 +3888,7 @@
         </w:tc>
         <w:tc>
           <w:tcPr>
-            <w:tcW w:w="3206" w:type="dxa"/>
+            <w:tcW w:w="3536" w:type="dxa"/>
             <w:vAlign w:val="center"/>
           </w:tcPr>
           <w:p>
@@ -3939,7 +3932,7 @@
         </w:tc>
         <w:tc>
           <w:tcPr>
-            <w:tcW w:w="5418" w:type="dxa"/>
+            <w:tcW w:w="5088" w:type="dxa"/>
             <w:vAlign w:val="center"/>
           </w:tcPr>
           <w:p>
@@ -3975,7 +3968,7 @@
         </w:tc>
         <w:tc>
           <w:tcPr>
-            <w:tcW w:w="3206" w:type="dxa"/>
+            <w:tcW w:w="3536" w:type="dxa"/>
             <w:vAlign w:val="center"/>
           </w:tcPr>
           <w:p>
@@ -4019,7 +4012,7 @@
         </w:tc>
         <w:tc>
           <w:tcPr>
-            <w:tcW w:w="5418" w:type="dxa"/>
+            <w:tcW w:w="5088" w:type="dxa"/>
             <w:vAlign w:val="center"/>
           </w:tcPr>
           <w:p>
@@ -4055,7 +4048,7 @@
         </w:tc>
         <w:tc>
           <w:tcPr>
-            <w:tcW w:w="3206" w:type="dxa"/>
+            <w:tcW w:w="3536" w:type="dxa"/>
             <w:vAlign w:val="center"/>
           </w:tcPr>
           <w:p>
@@ -4099,7 +4092,7 @@
         </w:tc>
         <w:tc>
           <w:tcPr>
-            <w:tcW w:w="5418" w:type="dxa"/>
+            <w:tcW w:w="5088" w:type="dxa"/>
             <w:vAlign w:val="center"/>
           </w:tcPr>
           <w:p>
@@ -4135,7 +4128,7 @@
         </w:tc>
         <w:tc>
           <w:tcPr>
-            <w:tcW w:w="3206" w:type="dxa"/>
+            <w:tcW w:w="3536" w:type="dxa"/>
             <w:vAlign w:val="center"/>
           </w:tcPr>
           <w:p>
@@ -4179,7 +4172,7 @@
         </w:tc>
         <w:tc>
           <w:tcPr>
-            <w:tcW w:w="5418" w:type="dxa"/>
+            <w:tcW w:w="5088" w:type="dxa"/>
             <w:vAlign w:val="center"/>
           </w:tcPr>
           <w:p>
@@ -4215,7 +4208,7 @@
         </w:tc>
         <w:tc>
           <w:tcPr>
-            <w:tcW w:w="3206" w:type="dxa"/>
+            <w:tcW w:w="3536" w:type="dxa"/>
             <w:vAlign w:val="center"/>
           </w:tcPr>
           <w:p>
@@ -4259,7 +4252,7 @@
         </w:tc>
         <w:tc>
           <w:tcPr>
-            <w:tcW w:w="5418" w:type="dxa"/>
+            <w:tcW w:w="5088" w:type="dxa"/>
             <w:vAlign w:val="center"/>
           </w:tcPr>
           <w:p>
@@ -4281,7 +4274,7 @@
         </w:tc>
         <w:tc>
           <w:tcPr>
-            <w:tcW w:w="3206" w:type="dxa"/>
+            <w:tcW w:w="3536" w:type="dxa"/>
             <w:vAlign w:val="center"/>
           </w:tcPr>
           <w:p>
@@ -4325,7 +4318,7 @@
         </w:tc>
         <w:tc>
           <w:tcPr>
-            <w:tcW w:w="5418" w:type="dxa"/>
+            <w:tcW w:w="5088" w:type="dxa"/>
             <w:vAlign w:val="center"/>
           </w:tcPr>
           <w:p>
@@ -4347,7 +4340,7 @@
         </w:tc>
         <w:tc>
           <w:tcPr>
-            <w:tcW w:w="3206" w:type="dxa"/>
+            <w:tcW w:w="3536" w:type="dxa"/>
             <w:vAlign w:val="center"/>
           </w:tcPr>
           <w:p>
@@ -4391,7 +4384,7 @@
         </w:tc>
         <w:tc>
           <w:tcPr>
-            <w:tcW w:w="5418" w:type="dxa"/>
+            <w:tcW w:w="5088" w:type="dxa"/>
             <w:vAlign w:val="center"/>
           </w:tcPr>
           <w:p>
@@ -4413,7 +4406,7 @@
         </w:tc>
         <w:tc>
           <w:tcPr>
-            <w:tcW w:w="3206" w:type="dxa"/>
+            <w:tcW w:w="3536" w:type="dxa"/>
             <w:vAlign w:val="center"/>
           </w:tcPr>
           <w:p>
@@ -4457,7 +4450,7 @@
         </w:tc>
         <w:tc>
           <w:tcPr>
-            <w:tcW w:w="5418" w:type="dxa"/>
+            <w:tcW w:w="5088" w:type="dxa"/>
             <w:vAlign w:val="center"/>
           </w:tcPr>
           <w:p>
@@ -4479,7 +4472,7 @@
         </w:tc>
         <w:tc>
           <w:tcPr>
-            <w:tcW w:w="3206" w:type="dxa"/>
+            <w:tcW w:w="3536" w:type="dxa"/>
             <w:vAlign w:val="center"/>
           </w:tcPr>
           <w:p>
@@ -4523,7 +4516,7 @@
         </w:tc>
         <w:tc>
           <w:tcPr>
-            <w:tcW w:w="5418" w:type="dxa"/>
+            <w:tcW w:w="5088" w:type="dxa"/>
             <w:vAlign w:val="center"/>
           </w:tcPr>
           <w:p>
@@ -4545,7 +4538,7 @@
         </w:tc>
         <w:tc>
           <w:tcPr>
-            <w:tcW w:w="3206" w:type="dxa"/>
+            <w:tcW w:w="3536" w:type="dxa"/>
             <w:vAlign w:val="center"/>
           </w:tcPr>
           <w:p>
@@ -4589,7 +4582,7 @@
         </w:tc>
         <w:tc>
           <w:tcPr>
-            <w:tcW w:w="5418" w:type="dxa"/>
+            <w:tcW w:w="5088" w:type="dxa"/>
             <w:vAlign w:val="center"/>
           </w:tcPr>
           <w:p>
@@ -4611,7 +4604,7 @@
         </w:tc>
         <w:tc>
           <w:tcPr>
-            <w:tcW w:w="3206" w:type="dxa"/>
+            <w:tcW w:w="3536" w:type="dxa"/>
             <w:vAlign w:val="center"/>
           </w:tcPr>
           <w:p>
@@ -4655,7 +4648,7 @@
         </w:tc>
         <w:tc>
           <w:tcPr>
-            <w:tcW w:w="5418" w:type="dxa"/>
+            <w:tcW w:w="5088" w:type="dxa"/>
             <w:vAlign w:val="center"/>
           </w:tcPr>
           <w:p>
@@ -4677,7 +4670,7 @@
         </w:tc>
         <w:tc>
           <w:tcPr>
-            <w:tcW w:w="3206" w:type="dxa"/>
+            <w:tcW w:w="3536" w:type="dxa"/>
             <w:vAlign w:val="center"/>
           </w:tcPr>
           <w:p>
@@ -4721,7 +4714,7 @@
         </w:tc>
         <w:tc>
           <w:tcPr>
-            <w:tcW w:w="5418" w:type="dxa"/>
+            <w:tcW w:w="5088" w:type="dxa"/>
             <w:vAlign w:val="center"/>
           </w:tcPr>
           <w:p>
@@ -4743,7 +4736,7 @@
         </w:tc>
         <w:tc>
           <w:tcPr>
-            <w:tcW w:w="3206" w:type="dxa"/>
+            <w:tcW w:w="3536" w:type="dxa"/>
             <w:vAlign w:val="center"/>
           </w:tcPr>
           <w:p>
@@ -4787,7 +4780,7 @@
         </w:tc>
         <w:tc>
           <w:tcPr>
-            <w:tcW w:w="5418" w:type="dxa"/>
+            <w:tcW w:w="5088" w:type="dxa"/>
             <w:vAlign w:val="center"/>
           </w:tcPr>
           <w:p>
@@ -4809,7 +4802,7 @@
         </w:tc>
         <w:tc>
           <w:tcPr>
-            <w:tcW w:w="3206" w:type="dxa"/>
+            <w:tcW w:w="3536" w:type="dxa"/>
             <w:vAlign w:val="center"/>
           </w:tcPr>
           <w:p>
@@ -4853,7 +4846,7 @@
         </w:tc>
         <w:tc>
           <w:tcPr>
-            <w:tcW w:w="5418" w:type="dxa"/>
+            <w:tcW w:w="5088" w:type="dxa"/>
             <w:vAlign w:val="center"/>
           </w:tcPr>
           <w:p>
@@ -4875,7 +4868,7 @@
         </w:tc>
         <w:tc>
           <w:tcPr>
-            <w:tcW w:w="3206" w:type="dxa"/>
+            <w:tcW w:w="3536" w:type="dxa"/>
             <w:vAlign w:val="center"/>
           </w:tcPr>
           <w:p>
@@ -4919,7 +4912,7 @@
         </w:tc>
         <w:tc>
           <w:tcPr>
-            <w:tcW w:w="5418" w:type="dxa"/>
+            <w:tcW w:w="5088" w:type="dxa"/>
             <w:vAlign w:val="center"/>
           </w:tcPr>
           <w:p>
@@ -4941,7 +4934,7 @@
         </w:tc>
         <w:tc>
           <w:tcPr>
-            <w:tcW w:w="3206" w:type="dxa"/>
+            <w:tcW w:w="3536" w:type="dxa"/>
             <w:vAlign w:val="center"/>
           </w:tcPr>
           <w:p>
@@ -4985,7 +4978,7 @@
         </w:tc>
         <w:tc>
           <w:tcPr>
-            <w:tcW w:w="5418" w:type="dxa"/>
+            <w:tcW w:w="5088" w:type="dxa"/>
             <w:vAlign w:val="center"/>
           </w:tcPr>
           <w:p>
@@ -5007,7 +5000,7 @@
         </w:tc>
         <w:tc>
           <w:tcPr>
-            <w:tcW w:w="3206" w:type="dxa"/>
+            <w:tcW w:w="3536" w:type="dxa"/>
             <w:vAlign w:val="center"/>
           </w:tcPr>
           <w:p>
@@ -5051,7 +5044,7 @@
         </w:tc>
         <w:tc>
           <w:tcPr>
-            <w:tcW w:w="5418" w:type="dxa"/>
+            <w:tcW w:w="5088" w:type="dxa"/>
             <w:vAlign w:val="center"/>
           </w:tcPr>
           <w:p>
@@ -5073,7 +5066,7 @@
         </w:tc>
         <w:tc>
           <w:tcPr>
-            <w:tcW w:w="3206" w:type="dxa"/>
+            <w:tcW w:w="3536" w:type="dxa"/>
             <w:vAlign w:val="center"/>
           </w:tcPr>
           <w:p>
@@ -5117,7 +5110,7 @@
         </w:tc>
         <w:tc>
           <w:tcPr>
-            <w:tcW w:w="5418" w:type="dxa"/>
+            <w:tcW w:w="5088" w:type="dxa"/>
             <w:vAlign w:val="center"/>
           </w:tcPr>
           <w:p>
@@ -5139,7 +5132,7 @@
         </w:tc>
         <w:tc>
           <w:tcPr>
-            <w:tcW w:w="3206" w:type="dxa"/>
+            <w:tcW w:w="3536" w:type="dxa"/>
             <w:vAlign w:val="center"/>
           </w:tcPr>
           <w:p>
@@ -5175,7 +5168,7 @@
               <w:jc w:val="center"/>
               <w:textAlignment w:val="center"/>
               <w:rPr>
-                <w:rFonts w:ascii="Times New Roman" w:eastAsia="標楷體" w:hAnsi="Times New Roman" w:hint="eastAsia"/>
+                <w:rFonts w:ascii="Times New Roman" w:eastAsia="標楷體" w:hAnsi="Times New Roman"/>
                 <w:sz w:val="28"/>
               </w:rPr>
             </w:pPr>
@@ -5197,7 +5190,7 @@
         </w:tc>
         <w:tc>
           <w:tcPr>
-            <w:tcW w:w="5418" w:type="dxa"/>
+            <w:tcW w:w="5088" w:type="dxa"/>
             <w:vAlign w:val="center"/>
           </w:tcPr>
           <w:p>
@@ -5219,16 +5212,16 @@
         </w:tc>
         <w:tc>
           <w:tcPr>
-            <w:tcW w:w="3206" w:type="dxa"/>
-            <w:vAlign w:val="center"/>
-          </w:tcPr>
-          <w:p>
-            <w:pPr>
-              <w:spacing w:line="400" w:lineRule="exact"/>
-              <w:jc w:val="both"/>
-              <w:textAlignment w:val="center"/>
-              <w:rPr>
-                <w:rFonts w:ascii="Times New Roman" w:eastAsia="標楷體" w:hAnsi="Times New Roman" w:hint="eastAsia"/>
+            <w:tcW w:w="3536" w:type="dxa"/>
+            <w:vAlign w:val="center"/>
+          </w:tcPr>
+          <w:p>
+            <w:pPr>
+              <w:spacing w:line="400" w:lineRule="exact"/>
+              <w:jc w:val="both"/>
+              <w:textAlignment w:val="center"/>
+              <w:rPr>
+                <w:rFonts w:ascii="Times New Roman" w:eastAsia="標楷體" w:hAnsi="Times New Roman"/>
                 <w:sz w:val="28"/>
               </w:rPr>
             </w:pPr>
@@ -5255,15 +5248,15 @@
               <w:jc w:val="center"/>
               <w:textAlignment w:val="center"/>
               <w:rPr>
-                <w:rFonts w:ascii="Times New Roman" w:eastAsia="標楷體" w:hAnsi="Times New Roman" w:hint="eastAsia"/>
-                <w:sz w:val="28"/>
-              </w:rPr>
-            </w:pPr>
-          </w:p>
-        </w:tc>
-        <w:tc>
-          <w:tcPr>
-            <w:tcW w:w="5418" w:type="dxa"/>
+                <w:rFonts w:ascii="Times New Roman" w:eastAsia="標楷體" w:hAnsi="Times New Roman"/>
+                <w:sz w:val="28"/>
+              </w:rPr>
+            </w:pPr>
+          </w:p>
+        </w:tc>
+        <w:tc>
+          <w:tcPr>
+            <w:tcW w:w="5088" w:type="dxa"/>
             <w:vAlign w:val="center"/>
           </w:tcPr>
           <w:p>
@@ -5292,16 +5285,16 @@
         </w:tc>
         <w:tc>
           <w:tcPr>
-            <w:tcW w:w="3206" w:type="dxa"/>
-            <w:vAlign w:val="center"/>
-          </w:tcPr>
-          <w:p>
-            <w:pPr>
-              <w:spacing w:line="400" w:lineRule="exact"/>
-              <w:jc w:val="both"/>
-              <w:textAlignment w:val="center"/>
-              <w:rPr>
-                <w:rFonts w:ascii="Times New Roman" w:eastAsia="標楷體" w:hAnsi="Times New Roman" w:hint="eastAsia"/>
+            <w:tcW w:w="3536" w:type="dxa"/>
+            <w:vAlign w:val="center"/>
+          </w:tcPr>
+          <w:p>
+            <w:pPr>
+              <w:spacing w:line="400" w:lineRule="exact"/>
+              <w:jc w:val="both"/>
+              <w:textAlignment w:val="center"/>
+              <w:rPr>
+                <w:rFonts w:ascii="Times New Roman" w:eastAsia="標楷體" w:hAnsi="Times New Roman"/>
                 <w:sz w:val="28"/>
               </w:rPr>
             </w:pPr>
@@ -5328,15 +5321,15 @@
               <w:jc w:val="center"/>
               <w:textAlignment w:val="center"/>
               <w:rPr>
-                <w:rFonts w:ascii="Times New Roman" w:eastAsia="標楷體" w:hAnsi="Times New Roman" w:hint="eastAsia"/>
-                <w:sz w:val="28"/>
-              </w:rPr>
-            </w:pPr>
-          </w:p>
-        </w:tc>
-        <w:tc>
-          <w:tcPr>
-            <w:tcW w:w="5418" w:type="dxa"/>
+                <w:rFonts w:ascii="Times New Roman" w:eastAsia="標楷體" w:hAnsi="Times New Roman"/>
+                <w:sz w:val="28"/>
+              </w:rPr>
+            </w:pPr>
+          </w:p>
+        </w:tc>
+        <w:tc>
+          <w:tcPr>
+            <w:tcW w:w="5088" w:type="dxa"/>
             <w:vAlign w:val="center"/>
           </w:tcPr>
           <w:p>
@@ -5365,16 +5358,16 @@
         </w:tc>
         <w:tc>
           <w:tcPr>
-            <w:tcW w:w="3206" w:type="dxa"/>
-            <w:vAlign w:val="center"/>
-          </w:tcPr>
-          <w:p>
-            <w:pPr>
-              <w:spacing w:line="400" w:lineRule="exact"/>
-              <w:jc w:val="both"/>
-              <w:textAlignment w:val="center"/>
-              <w:rPr>
-                <w:rFonts w:ascii="Times New Roman" w:eastAsia="標楷體" w:hAnsi="Times New Roman" w:hint="eastAsia"/>
+            <w:tcW w:w="3536" w:type="dxa"/>
+            <w:vAlign w:val="center"/>
+          </w:tcPr>
+          <w:p>
+            <w:pPr>
+              <w:spacing w:line="400" w:lineRule="exact"/>
+              <w:jc w:val="both"/>
+              <w:textAlignment w:val="center"/>
+              <w:rPr>
+                <w:rFonts w:ascii="Times New Roman" w:eastAsia="標楷體" w:hAnsi="Times New Roman"/>
                 <w:sz w:val="28"/>
               </w:rPr>
             </w:pPr>
@@ -5401,15 +5394,15 @@
               <w:jc w:val="center"/>
               <w:textAlignment w:val="center"/>
               <w:rPr>
-                <w:rFonts w:ascii="Times New Roman" w:eastAsia="標楷體" w:hAnsi="Times New Roman" w:hint="eastAsia"/>
-                <w:sz w:val="28"/>
-              </w:rPr>
-            </w:pPr>
-          </w:p>
-        </w:tc>
-        <w:tc>
-          <w:tcPr>
-            <w:tcW w:w="5418" w:type="dxa"/>
+                <w:rFonts w:ascii="Times New Roman" w:eastAsia="標楷體" w:hAnsi="Times New Roman"/>
+                <w:sz w:val="28"/>
+              </w:rPr>
+            </w:pPr>
+          </w:p>
+        </w:tc>
+        <w:tc>
+          <w:tcPr>
+            <w:tcW w:w="5088" w:type="dxa"/>
             <w:vAlign w:val="center"/>
           </w:tcPr>
           <w:p>
@@ -5445,32 +5438,25 @@
         </w:tc>
         <w:tc>
           <w:tcPr>
-            <w:tcW w:w="3206" w:type="dxa"/>
-            <w:vAlign w:val="center"/>
-          </w:tcPr>
-          <w:p>
-            <w:pPr>
-              <w:spacing w:line="400" w:lineRule="exact"/>
-              <w:jc w:val="both"/>
-              <w:textAlignment w:val="center"/>
-              <w:rPr>
-                <w:rFonts w:ascii="Times New Roman" w:eastAsia="標楷體" w:hAnsi="Times New Roman" w:hint="eastAsia"/>
-                <w:sz w:val="28"/>
-              </w:rPr>
-            </w:pPr>
-            <w:r>
-              <w:rPr>
-                <w:rFonts w:ascii="Times New Roman" w:eastAsia="標楷體" w:hAnsi="Times New Roman" w:hint="eastAsia"/>
-                <w:sz w:val="28"/>
-              </w:rPr>
-              <w:t>搜尋醫院</w:t>
-            </w:r>
-            <w:r>
-              <w:rPr>
-                <w:rFonts w:ascii="Times New Roman" w:eastAsia="標楷體" w:hAnsi="Times New Roman" w:hint="eastAsia"/>
-                <w:sz w:val="28"/>
-              </w:rPr>
-              <w:t>相關函式</w:t>
+            <w:tcW w:w="3536" w:type="dxa"/>
+            <w:vAlign w:val="center"/>
+          </w:tcPr>
+          <w:p>
+            <w:pPr>
+              <w:spacing w:line="400" w:lineRule="exact"/>
+              <w:jc w:val="both"/>
+              <w:textAlignment w:val="center"/>
+              <w:rPr>
+                <w:rFonts w:ascii="Times New Roman" w:eastAsia="標楷體" w:hAnsi="Times New Roman"/>
+                <w:sz w:val="28"/>
+              </w:rPr>
+            </w:pPr>
+            <w:r>
+              <w:rPr>
+                <w:rFonts w:ascii="Times New Roman" w:eastAsia="標楷體" w:hAnsi="Times New Roman" w:hint="eastAsia"/>
+                <w:sz w:val="28"/>
+              </w:rPr>
+              <w:t>搜尋醫院相關函式</w:t>
             </w:r>
           </w:p>
         </w:tc>
@@ -5488,15 +5474,15 @@
               <w:jc w:val="center"/>
               <w:textAlignment w:val="center"/>
               <w:rPr>
-                <w:rFonts w:ascii="Times New Roman" w:eastAsia="標楷體" w:hAnsi="Times New Roman" w:hint="eastAsia"/>
-                <w:sz w:val="28"/>
-              </w:rPr>
-            </w:pPr>
-          </w:p>
-        </w:tc>
-        <w:tc>
-          <w:tcPr>
-            <w:tcW w:w="5418" w:type="dxa"/>
+                <w:rFonts w:ascii="Times New Roman" w:eastAsia="標楷體" w:hAnsi="Times New Roman"/>
+                <w:sz w:val="28"/>
+              </w:rPr>
+            </w:pPr>
+          </w:p>
+        </w:tc>
+        <w:tc>
+          <w:tcPr>
+            <w:tcW w:w="5088" w:type="dxa"/>
             <w:vAlign w:val="center"/>
           </w:tcPr>
           <w:p>
@@ -5525,32 +5511,25 @@
         </w:tc>
         <w:tc>
           <w:tcPr>
-            <w:tcW w:w="3206" w:type="dxa"/>
-            <w:vAlign w:val="center"/>
-          </w:tcPr>
-          <w:p>
-            <w:pPr>
-              <w:spacing w:line="400" w:lineRule="exact"/>
-              <w:jc w:val="both"/>
-              <w:textAlignment w:val="center"/>
-              <w:rPr>
-                <w:rFonts w:ascii="Times New Roman" w:eastAsia="標楷體" w:hAnsi="Times New Roman" w:hint="eastAsia"/>
-                <w:sz w:val="28"/>
-              </w:rPr>
-            </w:pPr>
-            <w:r>
-              <w:rPr>
-                <w:rFonts w:ascii="Times New Roman" w:eastAsia="標楷體" w:hAnsi="Times New Roman" w:hint="eastAsia"/>
-                <w:sz w:val="28"/>
-              </w:rPr>
-              <w:t>系統提醒</w:t>
-            </w:r>
-            <w:r>
-              <w:rPr>
-                <w:rFonts w:ascii="Times New Roman" w:eastAsia="標楷體" w:hAnsi="Times New Roman" w:hint="eastAsia"/>
-                <w:sz w:val="28"/>
-              </w:rPr>
-              <w:t>相關函式</w:t>
+            <w:tcW w:w="3536" w:type="dxa"/>
+            <w:vAlign w:val="center"/>
+          </w:tcPr>
+          <w:p>
+            <w:pPr>
+              <w:spacing w:line="400" w:lineRule="exact"/>
+              <w:jc w:val="both"/>
+              <w:textAlignment w:val="center"/>
+              <w:rPr>
+                <w:rFonts w:ascii="Times New Roman" w:eastAsia="標楷體" w:hAnsi="Times New Roman"/>
+                <w:sz w:val="28"/>
+              </w:rPr>
+            </w:pPr>
+            <w:r>
+              <w:rPr>
+                <w:rFonts w:ascii="Times New Roman" w:eastAsia="標楷體" w:hAnsi="Times New Roman" w:hint="eastAsia"/>
+                <w:sz w:val="28"/>
+              </w:rPr>
+              <w:t>系統提醒相關函式</w:t>
             </w:r>
           </w:p>
         </w:tc>
@@ -5568,15 +5547,15 @@
               <w:jc w:val="center"/>
               <w:textAlignment w:val="center"/>
               <w:rPr>
-                <w:rFonts w:ascii="Times New Roman" w:eastAsia="標楷體" w:hAnsi="Times New Roman" w:hint="eastAsia"/>
-                <w:sz w:val="28"/>
-              </w:rPr>
-            </w:pPr>
-          </w:p>
-        </w:tc>
-        <w:tc>
-          <w:tcPr>
-            <w:tcW w:w="5418" w:type="dxa"/>
+                <w:rFonts w:ascii="Times New Roman" w:eastAsia="標楷體" w:hAnsi="Times New Roman"/>
+                <w:sz w:val="28"/>
+              </w:rPr>
+            </w:pPr>
+          </w:p>
+        </w:tc>
+        <w:tc>
+          <w:tcPr>
+            <w:tcW w:w="5088" w:type="dxa"/>
             <w:vAlign w:val="center"/>
           </w:tcPr>
           <w:p>
@@ -5605,32 +5584,25 @@
         </w:tc>
         <w:tc>
           <w:tcPr>
-            <w:tcW w:w="3206" w:type="dxa"/>
-            <w:vAlign w:val="center"/>
-          </w:tcPr>
-          <w:p>
-            <w:pPr>
-              <w:spacing w:line="400" w:lineRule="exact"/>
-              <w:jc w:val="both"/>
-              <w:textAlignment w:val="center"/>
-              <w:rPr>
-                <w:rFonts w:ascii="Times New Roman" w:eastAsia="標楷體" w:hAnsi="Times New Roman" w:hint="eastAsia"/>
-                <w:sz w:val="28"/>
-              </w:rPr>
-            </w:pPr>
-            <w:r>
-              <w:rPr>
-                <w:rFonts w:ascii="Times New Roman" w:eastAsia="標楷體" w:hAnsi="Times New Roman" w:hint="eastAsia"/>
-                <w:sz w:val="28"/>
-              </w:rPr>
-              <w:t>護理</w:t>
-            </w:r>
-            <w:r>
-              <w:rPr>
-                <w:rFonts w:ascii="Times New Roman" w:eastAsia="標楷體" w:hAnsi="Times New Roman" w:hint="eastAsia"/>
-                <w:sz w:val="28"/>
-              </w:rPr>
-              <w:t>提醒相關函式</w:t>
+            <w:tcW w:w="3536" w:type="dxa"/>
+            <w:vAlign w:val="center"/>
+          </w:tcPr>
+          <w:p>
+            <w:pPr>
+              <w:spacing w:line="400" w:lineRule="exact"/>
+              <w:jc w:val="both"/>
+              <w:textAlignment w:val="center"/>
+              <w:rPr>
+                <w:rFonts w:ascii="Times New Roman" w:eastAsia="標楷體" w:hAnsi="Times New Roman"/>
+                <w:sz w:val="28"/>
+              </w:rPr>
+            </w:pPr>
+            <w:r>
+              <w:rPr>
+                <w:rFonts w:ascii="Times New Roman" w:eastAsia="標楷體" w:hAnsi="Times New Roman" w:hint="eastAsia"/>
+                <w:sz w:val="28"/>
+              </w:rPr>
+              <w:t>護理提醒相關函式</w:t>
             </w:r>
           </w:p>
         </w:tc>
@@ -5648,7 +5620,7 @@
               <w:jc w:val="center"/>
               <w:textAlignment w:val="center"/>
               <w:rPr>
-                <w:rFonts w:ascii="Times New Roman" w:eastAsia="標楷體" w:hAnsi="Times New Roman" w:hint="eastAsia"/>
+                <w:rFonts w:ascii="Times New Roman" w:eastAsia="標楷體" w:hAnsi="Times New Roman"/>
                 <w:sz w:val="28"/>
               </w:rPr>
             </w:pPr>
@@ -5663,7 +5635,7 @@
         </w:tc>
         <w:tc>
           <w:tcPr>
-            <w:tcW w:w="5418" w:type="dxa"/>
+            <w:tcW w:w="5088" w:type="dxa"/>
             <w:vAlign w:val="center"/>
           </w:tcPr>
           <w:p>
@@ -5685,16 +5657,16 @@
         </w:tc>
         <w:tc>
           <w:tcPr>
-            <w:tcW w:w="3206" w:type="dxa"/>
-            <w:vAlign w:val="center"/>
-          </w:tcPr>
-          <w:p>
-            <w:pPr>
-              <w:spacing w:line="400" w:lineRule="exact"/>
-              <w:jc w:val="both"/>
-              <w:textAlignment w:val="center"/>
-              <w:rPr>
-                <w:rFonts w:ascii="Times New Roman" w:eastAsia="標楷體" w:hAnsi="Times New Roman" w:hint="eastAsia"/>
+            <w:tcW w:w="3536" w:type="dxa"/>
+            <w:vAlign w:val="center"/>
+          </w:tcPr>
+          <w:p>
+            <w:pPr>
+              <w:spacing w:line="400" w:lineRule="exact"/>
+              <w:jc w:val="both"/>
+              <w:textAlignment w:val="center"/>
+              <w:rPr>
+                <w:rFonts w:ascii="Times New Roman" w:eastAsia="標楷體" w:hAnsi="Times New Roman"/>
                 <w:sz w:val="28"/>
               </w:rPr>
             </w:pPr>
@@ -5721,15 +5693,15 @@
               <w:jc w:val="center"/>
               <w:textAlignment w:val="center"/>
               <w:rPr>
-                <w:rFonts w:ascii="Times New Roman" w:eastAsia="標楷體" w:hAnsi="Times New Roman" w:hint="eastAsia"/>
-                <w:sz w:val="28"/>
-              </w:rPr>
-            </w:pPr>
-          </w:p>
-        </w:tc>
-        <w:tc>
-          <w:tcPr>
-            <w:tcW w:w="5418" w:type="dxa"/>
+                <w:rFonts w:ascii="Times New Roman" w:eastAsia="標楷體" w:hAnsi="Times New Roman"/>
+                <w:sz w:val="28"/>
+              </w:rPr>
+            </w:pPr>
+          </w:p>
+        </w:tc>
+        <w:tc>
+          <w:tcPr>
+            <w:tcW w:w="5088" w:type="dxa"/>
             <w:vAlign w:val="center"/>
           </w:tcPr>
           <w:p>
@@ -5751,32 +5723,25 @@
         </w:tc>
         <w:tc>
           <w:tcPr>
-            <w:tcW w:w="3206" w:type="dxa"/>
-            <w:vAlign w:val="center"/>
-          </w:tcPr>
-          <w:p>
-            <w:pPr>
-              <w:spacing w:line="400" w:lineRule="exact"/>
-              <w:jc w:val="both"/>
-              <w:textAlignment w:val="center"/>
-              <w:rPr>
-                <w:rFonts w:ascii="Times New Roman" w:eastAsia="標楷體" w:hAnsi="Times New Roman" w:hint="eastAsia"/>
-                <w:sz w:val="28"/>
-              </w:rPr>
-            </w:pPr>
-            <w:r>
-              <w:rPr>
-                <w:rFonts w:ascii="Times New Roman" w:eastAsia="標楷體" w:hAnsi="Times New Roman" w:hint="eastAsia"/>
-                <w:sz w:val="28"/>
-              </w:rPr>
-              <w:t>選擇上傳方式</w:t>
-            </w:r>
-            <w:r>
-              <w:rPr>
-                <w:rFonts w:ascii="Times New Roman" w:eastAsia="標楷體" w:hAnsi="Times New Roman" w:hint="eastAsia"/>
-                <w:sz w:val="28"/>
-              </w:rPr>
-              <w:t>元件</w:t>
+            <w:tcW w:w="3536" w:type="dxa"/>
+            <w:vAlign w:val="center"/>
+          </w:tcPr>
+          <w:p>
+            <w:pPr>
+              <w:spacing w:line="400" w:lineRule="exact"/>
+              <w:jc w:val="both"/>
+              <w:textAlignment w:val="center"/>
+              <w:rPr>
+                <w:rFonts w:ascii="Times New Roman" w:eastAsia="標楷體" w:hAnsi="Times New Roman"/>
+                <w:sz w:val="28"/>
+              </w:rPr>
+            </w:pPr>
+            <w:r>
+              <w:rPr>
+                <w:rFonts w:ascii="Times New Roman" w:eastAsia="標楷體" w:hAnsi="Times New Roman" w:hint="eastAsia"/>
+                <w:sz w:val="28"/>
+              </w:rPr>
+              <w:t>選擇上傳方式元件</w:t>
             </w:r>
           </w:p>
         </w:tc>
@@ -5815,7 +5780,7 @@
         </w:tc>
         <w:tc>
           <w:tcPr>
-            <w:tcW w:w="5418" w:type="dxa"/>
+            <w:tcW w:w="5088" w:type="dxa"/>
             <w:vAlign w:val="center"/>
           </w:tcPr>
           <w:p>
@@ -5837,25 +5802,46 @@
         </w:tc>
         <w:tc>
           <w:tcPr>
-            <w:tcW w:w="3206" w:type="dxa"/>
-            <w:vAlign w:val="center"/>
-          </w:tcPr>
-          <w:p>
-            <w:pPr>
-              <w:spacing w:line="400" w:lineRule="exact"/>
-              <w:jc w:val="both"/>
-              <w:textAlignment w:val="center"/>
-              <w:rPr>
-                <w:rFonts w:ascii="Times New Roman" w:eastAsia="標楷體" w:hAnsi="Times New Roman"/>
-                <w:sz w:val="28"/>
-              </w:rPr>
-            </w:pPr>
-            <w:r>
-              <w:rPr>
-                <w:rFonts w:ascii="Times New Roman" w:eastAsia="標楷體" w:hAnsi="Times New Roman" w:hint="eastAsia"/>
-                <w:sz w:val="28"/>
-              </w:rPr>
-              <w:t>首先運行的程式</w:t>
+            <w:tcW w:w="3536" w:type="dxa"/>
+            <w:vAlign w:val="center"/>
+          </w:tcPr>
+          <w:p>
+            <w:pPr>
+              <w:spacing w:line="400" w:lineRule="exact"/>
+              <w:jc w:val="both"/>
+              <w:textAlignment w:val="center"/>
+              <w:rPr>
+                <w:rFonts w:ascii="Times New Roman" w:eastAsia="標楷體" w:hAnsi="Times New Roman"/>
+                <w:sz w:val="28"/>
+              </w:rPr>
+            </w:pPr>
+            <w:r>
+              <w:rPr>
+                <w:rFonts w:ascii="Times New Roman" w:eastAsia="標楷體" w:hAnsi="Times New Roman" w:hint="eastAsia"/>
+                <w:sz w:val="28"/>
+              </w:rPr>
+              <w:t xml:space="preserve">Flutter </w:t>
+            </w:r>
+            <w:r>
+              <w:rPr>
+                <w:rFonts w:ascii="Times New Roman" w:eastAsia="標楷體" w:hAnsi="Times New Roman" w:hint="eastAsia"/>
+                <w:sz w:val="28"/>
+              </w:rPr>
+              <w:t>專案的</w:t>
+            </w:r>
+            <w:r>
+              <w:rPr>
+                <w:rFonts w:ascii="Times New Roman" w:eastAsia="標楷體" w:hAnsi="Times New Roman" w:hint="eastAsia"/>
+                <w:sz w:val="28"/>
+              </w:rPr>
+              <w:t>主</w:t>
+            </w:r>
+            <w:r>
+              <w:rPr>
+                <w:rFonts w:ascii="Times New Roman" w:eastAsia="標楷體" w:hAnsi="Times New Roman" w:hint="eastAsia"/>
+                <w:sz w:val="28"/>
+              </w:rPr>
+              <w:t>程式入口</w:t>
             </w:r>
           </w:p>
         </w:tc>
@@ -5881,6 +5867,8 @@
         </w:rPr>
         <w:br w:type="page"/>
       </w:r>
+      <w:bookmarkStart w:id="0" w:name="_GoBack"/>
+      <w:bookmarkEnd w:id="0"/>
     </w:p>
     <w:p>
       <w:pPr>
@@ -6361,7 +6349,7 @@
       <w:pPr>
         <w:jc w:val="center"/>
         <w:rPr>
-          <w:rFonts w:ascii="Times New Roman" w:eastAsia="標楷體" w:hAnsi="Times New Roman" w:hint="eastAsia"/>
+          <w:rFonts w:ascii="Times New Roman" w:eastAsia="標楷體" w:hAnsi="Times New Roman"/>
           <w:sz w:val="28"/>
         </w:rPr>
       </w:pPr>
@@ -7281,13 +7269,11 @@
       <w:pPr>
         <w:jc w:val="center"/>
         <w:rPr>
-          <w:rFonts w:ascii="標楷體" w:eastAsia="標楷體" w:hAnsi="標楷體" w:hint="eastAsia"/>
+          <w:rFonts w:ascii="標楷體" w:eastAsia="標楷體" w:hAnsi="標楷體"/>
           <w:sz w:val="28"/>
           <w:szCs w:val="28"/>
         </w:rPr>
       </w:pPr>
-      <w:bookmarkStart w:id="0" w:name="_GoBack"/>
-      <w:bookmarkEnd w:id="0"/>
       <w:r>
         <w:rPr>
           <w:rFonts w:ascii="標楷體" w:eastAsia="標楷體" w:hAnsi="標楷體"/>
@@ -7301,14 +7287,7 @@
           <w:rFonts w:ascii="Times New Roman" w:eastAsia="標楷體" w:hAnsi="Times New Roman"/>
           <w:sz w:val="28"/>
         </w:rPr>
-        <w:t>9-1-</w:t>
-      </w:r>
-      <w:r>
-        <w:rPr>
-          <w:rFonts w:ascii="Times New Roman" w:eastAsia="標楷體" w:hAnsi="Times New Roman"/>
-          <w:sz w:val="28"/>
-        </w:rPr>
-        <w:t>3</w:t>
+        <w:t>9-1-3</w:t>
       </w:r>
       <w:r>
         <w:rPr>
@@ -10872,7 +10851,7 @@
 </file>
 
 <file path=customXml/itemProps1.xml><?xml version="1.0" encoding="utf-8"?>
-<ds:datastoreItem xmlns:ds="http://schemas.openxmlformats.org/officeDocument/2006/customXml" ds:itemID="{CE9C511D-0328-4DB5-83A8-9F111C42F41D}">
+<ds:datastoreItem xmlns:ds="http://schemas.openxmlformats.org/officeDocument/2006/customXml" ds:itemID="{B7B20B7C-E5C9-4D59-AE47-8C87E25FECBB}">
   <ds:schemaRefs>
     <ds:schemaRef ds:uri="http://schemas.openxmlformats.org/officeDocument/2006/bibliography"/>
   </ds:schemaRefs>
